--- a/Docs/SecurityDocs/SD04-PACKING CREDIT AGREEMENT.docx
+++ b/Docs/SecurityDocs/SD04-PACKING CREDIT AGREEMENT.docx
@@ -1,6 +1,6 @@
 
 <file path=word/document.xml><?xml version="1.0" encoding="utf-8"?>
-<w:document xmlns:wpc="http://schemas.microsoft.com/office/word/2010/wordprocessingCanvas" xmlns:cx="http://schemas.microsoft.com/office/drawing/2014/chartex" xmlns:cx1="http://schemas.microsoft.com/office/drawing/2015/9/8/chartex" xmlns:cx2="http://schemas.microsoft.com/office/drawing/2015/10/21/chartex" xmlns:cx3="http://schemas.microsoft.com/office/drawing/2016/5/9/chartex" xmlns:cx4="http://schemas.microsoft.com/office/drawing/2016/5/10/chartex" xmlns:cx5="http://schemas.microsoft.com/office/drawing/2016/5/11/chartex" xmlns:cx6="http://schemas.microsoft.com/office/drawing/2016/5/12/chartex" xmlns:cx7="http://schemas.microsoft.com/office/drawing/2016/5/13/chartex" xmlns:cx8="http://schemas.microsoft.com/office/drawing/2016/5/14/chartex" xmlns:mc="http://schemas.openxmlformats.org/markup-compatibility/2006" xmlns:aink="http://schemas.microsoft.com/office/drawing/2016/ink" xmlns:am3d="http://schemas.microsoft.com/office/drawing/2017/model3d" xmlns:o="urn:schemas-microsoft-com:office:office" xmlns:oel="http://schemas.microsoft.com/office/2019/extlst" xmlns:r="http://schemas.openxmlformats.org/officeDocument/2006/relationships" xmlns:m="http://schemas.openxmlformats.org/officeDocument/2006/math" xmlns:v="urn:schemas-microsoft-com:vml" xmlns:wp14="http://schemas.microsoft.com/office/word/2010/wordprocessingDrawing" xmlns:wp="http://schemas.openxmlformats.org/drawingml/2006/wordprocessingDrawing" xmlns:w10="urn:schemas-microsoft-com:office:word" xmlns:w="http://schemas.openxmlformats.org/wordprocessingml/2006/main" xmlns:w14="http://schemas.microsoft.com/office/word/2010/wordml" xmlns:w15="http://schemas.microsoft.com/office/word/2012/wordml" xmlns:w16cei="http://schemas.microsoft.com/office/word/2026/wordml/cei" xmlns:w16cex="http://schemas.microsoft.com/office/word/2018/wordml/cex" xmlns:w16cid="http://schemas.microsoft.com/office/word/2016/wordml/cid" xmlns:w16="http://schemas.microsoft.com/office/word/2018/wordml" xmlns:w16du="http://schemas.microsoft.com/office/word/2023/wordml/word16du" xmlns:w16sdtdh="http://schemas.microsoft.com/office/word/2020/wordml/sdtdatahash" xmlns:w16sdtfl="http://schemas.microsoft.com/office/word/2024/wordml/sdtformatlock" xmlns:w16se="http://schemas.microsoft.com/office/word/2015/wordml/symex" xmlns:wpg="http://schemas.microsoft.com/office/word/2010/wordprocessingGroup" xmlns:wpi="http://schemas.microsoft.com/office/word/2010/wordprocessingInk" xmlns:wne="http://schemas.microsoft.com/office/word/2006/wordml" xmlns:wps="http://schemas.microsoft.com/office/word/2010/wordprocessingShape" mc:Ignorable="w14 w15 w16se w16cid w16 w16cex w16sdtdh w16sdtfl w16du wp14">
+<w:document xmlns:wpc="http://schemas.microsoft.com/office/word/2010/wordprocessingCanvas" xmlns:cx="http://schemas.microsoft.com/office/drawing/2014/chartex" xmlns:cx1="http://schemas.microsoft.com/office/drawing/2015/9/8/chartex" xmlns:cx2="http://schemas.microsoft.com/office/drawing/2015/10/21/chartex" xmlns:cx3="http://schemas.microsoft.com/office/drawing/2016/5/9/chartex" xmlns:cx4="http://schemas.microsoft.com/office/drawing/2016/5/10/chartex" xmlns:cx5="http://schemas.microsoft.com/office/drawing/2016/5/11/chartex" xmlns:cx6="http://schemas.microsoft.com/office/drawing/2016/5/12/chartex" xmlns:cx7="http://schemas.microsoft.com/office/drawing/2016/5/13/chartex" xmlns:cx8="http://schemas.microsoft.com/office/drawing/2016/5/14/chartex" xmlns:mc="http://schemas.openxmlformats.org/markup-compatibility/2006" xmlns:aink="http://schemas.microsoft.com/office/drawing/2016/ink" xmlns:am3d="http://schemas.microsoft.com/office/drawing/2017/model3d" xmlns:o="urn:schemas-microsoft-com:office:office" xmlns:oel="http://schemas.microsoft.com/office/2019/extlst" xmlns:r="http://schemas.openxmlformats.org/officeDocument/2006/relationships" xmlns:m="http://schemas.openxmlformats.org/officeDocument/2006/math" xmlns:v="urn:schemas-microsoft-com:vml" xmlns:wp14="http://schemas.microsoft.com/office/word/2010/wordprocessingDrawing" xmlns:wp="http://schemas.openxmlformats.org/drawingml/2006/wordprocessingDrawing" xmlns:w10="urn:schemas-microsoft-com:office:word" xmlns:w="http://schemas.openxmlformats.org/wordprocessingml/2006/main" xmlns:w14="http://schemas.microsoft.com/office/word/2010/wordml" xmlns:w15="http://schemas.microsoft.com/office/word/2012/wordml" xmlns:w16cex="http://schemas.microsoft.com/office/word/2018/wordml/cex" xmlns:w16cid="http://schemas.microsoft.com/office/word/2016/wordml/cid" xmlns:w16="http://schemas.microsoft.com/office/word/2018/wordml" xmlns:w16du="http://schemas.microsoft.com/office/word/2023/wordml/word16du" xmlns:w16sdtdh="http://schemas.microsoft.com/office/word/2020/wordml/sdtdatahash" xmlns:w16sdtfl="http://schemas.microsoft.com/office/word/2024/wordml/sdtformatlock" xmlns:w16se="http://schemas.microsoft.com/office/word/2015/wordml/symex" xmlns:wpg="http://schemas.microsoft.com/office/word/2010/wordprocessingGroup" xmlns:wpi="http://schemas.microsoft.com/office/word/2010/wordprocessingInk" xmlns:wne="http://schemas.microsoft.com/office/word/2006/wordml" xmlns:wps="http://schemas.microsoft.com/office/word/2010/wordprocessingShape" mc:Ignorable="w14 w15 w16se w16cid w16 w16cex w16sdtdh w16sdtfl w16du wp14">
   <w:body>
     <w:p>
       <w:pPr>
@@ -52,7 +52,21 @@
           <w:b/>
           <w:bCs/>
         </w:rPr>
-        <w:t xml:space="preserve">{{BRANCH_NAME}}-Branch </w:t>
+        <w:t>{{BRANCH_NAME}}</w:t>
+      </w:r>
+      <w:r>
+        <w:rPr>
+          <w:b/>
+          <w:bCs/>
+        </w:rPr>
+        <w:t xml:space="preserve"> </w:t>
+      </w:r>
+      <w:r>
+        <w:rPr>
+          <w:b/>
+          <w:bCs/>
+        </w:rPr>
+        <w:t xml:space="preserve">Branch </w:t>
       </w:r>
     </w:p>
     <w:p>
@@ -76,7 +90,37 @@
       </w:r>
       <w:proofErr w:type="spellEnd"/>
       <w:r>
-        <w:t xml:space="preserve"> at/named {{BRANCH_NAME}} (hereinafter called "Bank" which expression shall include wherever the context admits, its successors and assigns)at the request of {{BORROWER_NAME}} (hereinafter called the "Borrower" more fully described in Schedule I hereunder, which expression shall include wherever the context so admits, its heirs, administrators and successors) having agreed to grant/continue to grant Packing Credit facility of an aggregate limit of Rs {{LOAN_AMOUNT_FIGURE}} (Rupees {{LOAN_AMOUNT_WORDS}} only) for the purpose of procuring raw materials and their processing, packing etc., it is hereby agreed and declared as follows: </w:t>
+        <w:t xml:space="preserve"> at/named </w:t>
+      </w:r>
+      <w:r>
+        <w:rPr>
+          <w:b/>
+          <w:bCs/>
+        </w:rPr>
+        <w:t>{{BRANCH_NAME}}</w:t>
+      </w:r>
+      <w:r>
+        <w:t xml:space="preserve"> (hereinafter called "Bank" which expression shall include wherever the context admits, its successors and assigns)at the request of {{BORROWER_NAME}} (hereinafter called the "Borrower" more fully described in Schedule I hereunder, which expression shall include wherever the context so admits, its heirs, administrators and successors) having agreed to grant/continue to grant Packing Credit facility of an aggregate limit of Rs </w:t>
+      </w:r>
+      <w:r>
+        <w:rPr>
+          <w:b/>
+          <w:bCs/>
+        </w:rPr>
+        <w:t>{{LOAN_AMOUNT_FIGURE}}</w:t>
+      </w:r>
+      <w:r>
+        <w:t xml:space="preserve"> (Rupees </w:t>
+      </w:r>
+      <w:r>
+        <w:rPr>
+          <w:b/>
+          <w:bCs/>
+        </w:rPr>
+        <w:t>{{LOAN_AMOUNT_WORDS}}</w:t>
+      </w:r>
+      <w:r>
+        <w:t xml:space="preserve"> only) for the purpose of procuring raw materials and their processing, packing etc., it is hereby agreed and declared as follows: </w:t>
       </w:r>
     </w:p>
     <w:p>
@@ -88,7 +132,37 @@
         <w:jc w:val="both"/>
       </w:pPr>
       <w:r>
-        <w:t xml:space="preserve">The Borrower agrees that upon his/their request Bank has sanctioned an advance/limit aggregating to Rs. {{LOAN_AMOUNT_FIGURE}} upon the terms &amp; conditions conveyed to the Borrower by the Bank vide Sanction Letter No {{SANCTION_LETTER_NO}} dated {{SANCTION_DATE}} and those terms &amp; conditions shall be treated as part and parcel of this Agreement. </w:t>
+        <w:t xml:space="preserve">The Borrower agrees that upon his/their request Bank has sanctioned an advance/limit aggregating to Rs. </w:t>
+      </w:r>
+      <w:r>
+        <w:rPr>
+          <w:b/>
+          <w:bCs/>
+        </w:rPr>
+        <w:t>{{LOAN_AMOUNT_FIGURE}}</w:t>
+      </w:r>
+      <w:r>
+        <w:t xml:space="preserve"> upon the terms &amp; conditions conveyed to the Borrower by the Bank vide Sanction Letter No </w:t>
+      </w:r>
+      <w:r>
+        <w:rPr>
+          <w:b/>
+          <w:bCs/>
+        </w:rPr>
+        <w:t>{{SANCTION_LETTER_NO}}</w:t>
+      </w:r>
+      <w:r>
+        <w:t xml:space="preserve"> dated </w:t>
+      </w:r>
+      <w:r>
+        <w:rPr>
+          <w:b/>
+          <w:bCs/>
+        </w:rPr>
+        <w:t>{{SANCTION_DATE}}</w:t>
+      </w:r>
+      <w:r>
+        <w:t xml:space="preserve"> and those terms &amp; conditions shall be treated as part and parcel of this Agreement. </w:t>
       </w:r>
     </w:p>
     <w:p>
@@ -100,7 +174,27 @@
         <w:jc w:val="both"/>
       </w:pPr>
       <w:r>
-        <w:t xml:space="preserve">Subject to provisions of this Agreement and of the sanction advice for grant of this Packing Credit facility, the Bank shall open/continue in its books either one Facility Account or more Packing Credit loan Account/s in the name of the Borrower (hereinafter collectively referred to as the "said Credit Facility" and individually as "said Loan Account" depending on the context) to the aggregate extent of Rs {{LOAN_AMOUNT_FIGURE}} (Rupees {{LOAN_AMOUNT_WORDS}} only) from which amounts will be disbursed to the Borrower in a phased manner depending on the export needs of the Borrower and as per the rules/practices of the Bank in this regard. The Bank may at its discretion decide either to allow the Borrower individual Loan Accounts in respect of each Letter of Credit or Export Order/contract (hereinafter called "contract") or one Facility Account as a running account with cheque facility if the Bank is satisfied about the operation of the said Account/s depending on the turnover in the Account or nature of trade or credit needs of the Borrower as the case may be, subject however, to the lodgement by the Borrower of Letter of Credit/Contract either upfront or within a reasonable time subsequent to disbursement as specified by the Bank from time to time. </w:t>
+        <w:t xml:space="preserve">Subject to provisions of this Agreement and of the sanction advice for grant of this Packing Credit facility, the Bank shall open/continue in its books either one Facility Account or more Packing Credit loan Account/s in the name of the Borrower (hereinafter collectively referred to as the "said Credit Facility" and individually as "said Loan Account" depending on the context) to the aggregate extent of Rs </w:t>
+      </w:r>
+      <w:r>
+        <w:rPr>
+          <w:b/>
+          <w:bCs/>
+        </w:rPr>
+        <w:t>{{LOAN_AMOUNT_FIGURE}}</w:t>
+      </w:r>
+      <w:r>
+        <w:t xml:space="preserve"> (Rupees </w:t>
+      </w:r>
+      <w:r>
+        <w:rPr>
+          <w:b/>
+          <w:bCs/>
+        </w:rPr>
+        <w:t>{{LOAN_AMOUNT_WORDS}}</w:t>
+      </w:r>
+      <w:r>
+        <w:t xml:space="preserve"> only) from which amounts will be disbursed to the Borrower in a phased manner depending on the export needs of the Borrower and as per the rules/practices of the Bank in this regard. The Bank may at its discretion decide either to allow the Borrower individual Loan Accounts in respect of each Letter of Credit or Export Order/contract (hereinafter called "contract") or one Facility Account as a running account with cheque facility if the Bank is satisfied about the operation of the said Account/s depending on the turnover in the Account or nature of trade or credit needs of the Borrower as the case may be, subject however, to the lodgement by the Borrower of Letter of Credit/Contract either upfront or within a reasonable time subsequent to disbursement as specified by the Bank from time to time. </w:t>
       </w:r>
     </w:p>
     <w:p>
@@ -133,7 +227,17 @@
         <w:jc w:val="both"/>
       </w:pPr>
       <w:r>
-        <w:t xml:space="preserve">The Borrower hereby hypothecates and creates in favour of the Bank by way of first charge for the repayment of all principal monies, interest and all costs, charges, expenses and other monies to become due hereunder for the said Credit Facility all those movable properties of the Borrower meant or intended for export of goods, such as {{EXPORT_GOODS_DESCRIPTION}} including raw materials, </w:t>
+        <w:t xml:space="preserve">The Borrower hereby hypothecates and creates in favour of the Bank by way of first charge for the repayment of all principal monies, interest and all costs, charges, expenses and other monies to become due hereunder for the said Credit Facility all those movable properties of the Borrower meant or intended for export of goods, such as </w:t>
+      </w:r>
+      <w:r>
+        <w:rPr>
+          <w:b/>
+          <w:bCs/>
+        </w:rPr>
+        <w:t>{{EXPORT_GOODS_DESCRIPTION}}</w:t>
+      </w:r>
+      <w:r>
+        <w:t xml:space="preserve"> including raw materials, </w:t>
       </w:r>
       <w:proofErr w:type="spellStart"/>
       <w:r>
@@ -141,7 +245,24 @@
       </w:r>
       <w:proofErr w:type="spellEnd"/>
       <w:r>
-        <w:t xml:space="preserve"> goods and finished goods and/or any other goods meant, intended or being manufactured for export lying in the factory or stored at the Borrower's factory or in sheds whether situate in the main factory shed or godowns at {{GODOWN_ADDRESS}} or at shed / godowns hired by the Borrower for storage wherever situate and/or in transit, belonging to or that may at any time during the continuance of this security belong to the Borrower and meant or intended or being manufactured for export or that may be held by any party to the order and disposition of the Borrower all of which said properties, goods and assets both present and future (hereinafter referred to as "Hypothecated Goods" described in the Schedule II and whether specifically mentioned or not in the said schedule to the intent that the security and charge hereby created shall be the security by way of first charge on all such properties and assets aforesaid. </w:t>
+        <w:t xml:space="preserve"> goods and finished goods and/or any other goods meant, intended or being manufactured for export lying in the factory or stored at the Borrower's factory or in sheds whether situate in the main factory shed or godowns at </w:t>
+      </w:r>
+      <w:r>
+        <w:rPr>
+          <w:b/>
+          <w:bCs/>
+        </w:rPr>
+        <w:t>{{BORROWER_UNIT_ADDRESS}}</w:t>
+      </w:r>
+      <w:r>
+        <w:rPr>
+          <w:b/>
+          <w:bCs/>
+        </w:rPr>
+        <w:t xml:space="preserve"> </w:t>
+      </w:r>
+      <w:r>
+        <w:t xml:space="preserve">or at shed / godowns hired by the Borrower for storage wherever situate and/or in transit, belonging to or that may at any time during the continuance of this security belong to the Borrower and meant or intended or being manufactured for export or that may be held by any party to the order and disposition of the Borrower all of which said properties, goods and assets both present and future (hereinafter referred to as "Hypothecated Goods" described in the Schedule II and whether specifically mentioned or not in the said schedule to the intent that the security and charge hereby created shall be the security by way of first charge on all such properties and assets aforesaid. </w:t>
       </w:r>
     </w:p>
     <w:p>
@@ -250,7 +371,17 @@
         <w:jc w:val="both"/>
       </w:pPr>
       <w:r>
-        <w:t xml:space="preserve">The Borrower shall make and furnish to the Bank every month or at such intervals as the Bank may prescribe from time to time, all statements and returns of the cost and market value of the Hypothecated Goods and full description thereof and produce such evidence in support thereof as the bank may from to time require and shall maintain in favour of the Bank a margin of {{MARGIN_PERCENTAGE}} percentage of the invoice value or market value (whichever is less) from time to time of the Hypothecated Goods and the balance due to the Bank for the time being. Such margin shall be calculated on the invoice and/or open market value of the Hypothecated Goods, whichever is lower and shall be maintained by the Borrower either by hypothecation of further goods to be approved by the Bank in writing or by cash payment by the Borrower immediately on the market value for the time being of the Hypothecated Goods becoming less than the aggregate of the balance due to Bank plus the amount of the margin calculated above. </w:t>
+        <w:t xml:space="preserve">The Borrower shall make and furnish to the Bank every month or at such intervals as the Bank may prescribe from time to time, all statements and returns of the cost and market value of the Hypothecated Goods and full description thereof and produce such evidence in support thereof as the bank may from to time require and shall maintain in favour of the Bank a margin of </w:t>
+      </w:r>
+      <w:r>
+        <w:rPr>
+          <w:b/>
+          <w:bCs/>
+        </w:rPr>
+        <w:t>{{MARGIN_PERCENTAGE}}</w:t>
+      </w:r>
+      <w:r>
+        <w:t xml:space="preserve"> percentage of the invoice value or market value (whichever is less) from time to time of the Hypothecated Goods and the balance due to the Bank for the time being. Such margin shall be calculated on the invoice and/or open market value of the Hypothecated Goods, whichever is lower and shall be maintained by the Borrower either by hypothecation of further goods to be approved by the Bank in writing or by cash payment by the Borrower immediately on the market value for the time being of the Hypothecated Goods becoming less than the aggregate of the balance due to Bank plus the amount of the margin calculated above. </w:t>
       </w:r>
     </w:p>
     <w:p>
@@ -1667,30 +1798,78 @@
           <w:bCs/>
         </w:rPr>
       </w:pPr>
-      <w:proofErr w:type="spellStart"/>
-      <w:r>
-        <w:rPr>
-          <w:b/>
-          <w:bCs/>
-        </w:rPr>
-        <w:t>i</w:t>
-      </w:r>
-      <w:proofErr w:type="spellEnd"/>
-      <w:r>
-        <w:rPr>
-          <w:b/>
-          <w:bCs/>
-        </w:rPr>
-        <w:t xml:space="preserve">) {{INTEREST_RATE}} % per annum with {{INTEREST_RESTS}} rests </w:t>
-      </w:r>
-    </w:p>
-    <w:p>
-      <w:pPr>
-        <w:rPr>
-          <w:b/>
-          <w:bCs/>
-        </w:rPr>
-      </w:pPr>
+      <w:r>
+        <w:rPr>
+          <w:b/>
+          <w:bCs/>
+        </w:rPr>
+        <w:t>{{</w:t>
+      </w:r>
+      <w:r>
+        <w:rPr>
+          <w:b/>
+          <w:bCs/>
+        </w:rPr>
+        <w:t>EBLR_APPLICABLE</w:t>
+      </w:r>
+      <w:r>
+        <w:rPr>
+          <w:b/>
+          <w:bCs/>
+        </w:rPr>
+        <w:t>_RATE}}</w:t>
+      </w:r>
+      <w:r>
+        <w:t xml:space="preserve"> % per annum being EBLR rate (comprising of RBI Repo Rate and Spread) which is </w:t>
+      </w:r>
+      <w:r>
+        <w:rPr>
+          <w:b/>
+          <w:bCs/>
+        </w:rPr>
+        <w:t>{{EBLR</w:t>
+      </w:r>
+      <w:r>
+        <w:rPr>
+          <w:b/>
+          <w:bCs/>
+        </w:rPr>
+        <w:t>_CURRENT</w:t>
+      </w:r>
+      <w:r>
+        <w:rPr>
+          <w:b/>
+          <w:bCs/>
+        </w:rPr>
+        <w:t>_RATE}}</w:t>
+      </w:r>
+      <w:r>
+        <w:t xml:space="preserve"> % per annum at present plus Premium of </w:t>
+      </w:r>
+      <w:r>
+        <w:rPr>
+          <w:b/>
+          <w:bCs/>
+        </w:rPr>
+        <w:t>{{</w:t>
+      </w:r>
+      <w:r>
+        <w:rPr>
+          <w:b/>
+          <w:bCs/>
+        </w:rPr>
+        <w:t>EBLR_</w:t>
+      </w:r>
+      <w:r>
+        <w:rPr>
+          <w:b/>
+          <w:bCs/>
+        </w:rPr>
+        <w:t xml:space="preserve">PREMIUM_RATE}} </w:t>
+      </w:r>
+      <w:r>
+        <w:t>% at present compounded monthly/quarterly/half yearly/annually</w:t>
+      </w:r>
     </w:p>
     <w:p>
       <w:pPr>
@@ -1767,7 +1946,7 @@
 </file>
 
 <file path=word/endnotes.xml><?xml version="1.0" encoding="utf-8"?>
-<w:endnotes xmlns:wpc="http://schemas.microsoft.com/office/word/2010/wordprocessingCanvas" xmlns:cx="http://schemas.microsoft.com/office/drawing/2014/chartex" xmlns:cx1="http://schemas.microsoft.com/office/drawing/2015/9/8/chartex" xmlns:cx2="http://schemas.microsoft.com/office/drawing/2015/10/21/chartex" xmlns:cx3="http://schemas.microsoft.com/office/drawing/2016/5/9/chartex" xmlns:cx4="http://schemas.microsoft.com/office/drawing/2016/5/10/chartex" xmlns:cx5="http://schemas.microsoft.com/office/drawing/2016/5/11/chartex" xmlns:cx6="http://schemas.microsoft.com/office/drawing/2016/5/12/chartex" xmlns:cx7="http://schemas.microsoft.com/office/drawing/2016/5/13/chartex" xmlns:cx8="http://schemas.microsoft.com/office/drawing/2016/5/14/chartex" xmlns:mc="http://schemas.openxmlformats.org/markup-compatibility/2006" xmlns:aink="http://schemas.microsoft.com/office/drawing/2016/ink" xmlns:am3d="http://schemas.microsoft.com/office/drawing/2017/model3d" xmlns:o="urn:schemas-microsoft-com:office:office" xmlns:oel="http://schemas.microsoft.com/office/2019/extlst" xmlns:r="http://schemas.openxmlformats.org/officeDocument/2006/relationships" xmlns:m="http://schemas.openxmlformats.org/officeDocument/2006/math" xmlns:v="urn:schemas-microsoft-com:vml" xmlns:wp14="http://schemas.microsoft.com/office/word/2010/wordprocessingDrawing" xmlns:wp="http://schemas.openxmlformats.org/drawingml/2006/wordprocessingDrawing" xmlns:w10="urn:schemas-microsoft-com:office:word" xmlns:w="http://schemas.openxmlformats.org/wordprocessingml/2006/main" xmlns:w14="http://schemas.microsoft.com/office/word/2010/wordml" xmlns:w15="http://schemas.microsoft.com/office/word/2012/wordml" xmlns:w16cei="http://schemas.microsoft.com/office/word/2026/wordml/cei" xmlns:w16cex="http://schemas.microsoft.com/office/word/2018/wordml/cex" xmlns:w16cid="http://schemas.microsoft.com/office/word/2016/wordml/cid" xmlns:w16="http://schemas.microsoft.com/office/word/2018/wordml" xmlns:w16du="http://schemas.microsoft.com/office/word/2023/wordml/word16du" xmlns:w16sdtdh="http://schemas.microsoft.com/office/word/2020/wordml/sdtdatahash" xmlns:w16sdtfl="http://schemas.microsoft.com/office/word/2024/wordml/sdtformatlock" xmlns:w16se="http://schemas.microsoft.com/office/word/2015/wordml/symex" xmlns:wpg="http://schemas.microsoft.com/office/word/2010/wordprocessingGroup" xmlns:wpi="http://schemas.microsoft.com/office/word/2010/wordprocessingInk" xmlns:wne="http://schemas.microsoft.com/office/word/2006/wordml" xmlns:wps="http://schemas.microsoft.com/office/word/2010/wordprocessingShape" mc:Ignorable="w14 w15 w16se w16cid w16 w16cex w16sdtdh w16sdtfl w16du wp14">
+<w:endnotes xmlns:wpc="http://schemas.microsoft.com/office/word/2010/wordprocessingCanvas" xmlns:cx="http://schemas.microsoft.com/office/drawing/2014/chartex" xmlns:cx1="http://schemas.microsoft.com/office/drawing/2015/9/8/chartex" xmlns:cx2="http://schemas.microsoft.com/office/drawing/2015/10/21/chartex" xmlns:cx3="http://schemas.microsoft.com/office/drawing/2016/5/9/chartex" xmlns:cx4="http://schemas.microsoft.com/office/drawing/2016/5/10/chartex" xmlns:cx5="http://schemas.microsoft.com/office/drawing/2016/5/11/chartex" xmlns:cx6="http://schemas.microsoft.com/office/drawing/2016/5/12/chartex" xmlns:cx7="http://schemas.microsoft.com/office/drawing/2016/5/13/chartex" xmlns:cx8="http://schemas.microsoft.com/office/drawing/2016/5/14/chartex" xmlns:mc="http://schemas.openxmlformats.org/markup-compatibility/2006" xmlns:aink="http://schemas.microsoft.com/office/drawing/2016/ink" xmlns:am3d="http://schemas.microsoft.com/office/drawing/2017/model3d" xmlns:o="urn:schemas-microsoft-com:office:office" xmlns:oel="http://schemas.microsoft.com/office/2019/extlst" xmlns:r="http://schemas.openxmlformats.org/officeDocument/2006/relationships" xmlns:m="http://schemas.openxmlformats.org/officeDocument/2006/math" xmlns:v="urn:schemas-microsoft-com:vml" xmlns:wp14="http://schemas.microsoft.com/office/word/2010/wordprocessingDrawing" xmlns:wp="http://schemas.openxmlformats.org/drawingml/2006/wordprocessingDrawing" xmlns:w10="urn:schemas-microsoft-com:office:word" xmlns:w="http://schemas.openxmlformats.org/wordprocessingml/2006/main" xmlns:w14="http://schemas.microsoft.com/office/word/2010/wordml" xmlns:w15="http://schemas.microsoft.com/office/word/2012/wordml" xmlns:w16cex="http://schemas.microsoft.com/office/word/2018/wordml/cex" xmlns:w16cid="http://schemas.microsoft.com/office/word/2016/wordml/cid" xmlns:w16="http://schemas.microsoft.com/office/word/2018/wordml" xmlns:w16du="http://schemas.microsoft.com/office/word/2023/wordml/word16du" xmlns:w16sdtdh="http://schemas.microsoft.com/office/word/2020/wordml/sdtdatahash" xmlns:w16sdtfl="http://schemas.microsoft.com/office/word/2024/wordml/sdtformatlock" xmlns:w16se="http://schemas.microsoft.com/office/word/2015/wordml/symex" xmlns:wpg="http://schemas.microsoft.com/office/word/2010/wordprocessingGroup" xmlns:wpi="http://schemas.microsoft.com/office/word/2010/wordprocessingInk" xmlns:wne="http://schemas.microsoft.com/office/word/2006/wordml" xmlns:wps="http://schemas.microsoft.com/office/word/2010/wordprocessingShape" mc:Ignorable="w14 w15 w16se w16cid w16 w16cex w16sdtdh w16sdtfl w16du wp14">
   <w:endnote w:type="separator" w:id="-1">
     <w:p>
       <w:pPr>
@@ -1792,7 +1971,7 @@
 </file>
 
 <file path=word/footer1.xml><?xml version="1.0" encoding="utf-8"?>
-<w:ftr xmlns:wpc="http://schemas.microsoft.com/office/word/2010/wordprocessingCanvas" xmlns:cx="http://schemas.microsoft.com/office/drawing/2014/chartex" xmlns:cx1="http://schemas.microsoft.com/office/drawing/2015/9/8/chartex" xmlns:cx2="http://schemas.microsoft.com/office/drawing/2015/10/21/chartex" xmlns:cx3="http://schemas.microsoft.com/office/drawing/2016/5/9/chartex" xmlns:cx4="http://schemas.microsoft.com/office/drawing/2016/5/10/chartex" xmlns:cx5="http://schemas.microsoft.com/office/drawing/2016/5/11/chartex" xmlns:cx6="http://schemas.microsoft.com/office/drawing/2016/5/12/chartex" xmlns:cx7="http://schemas.microsoft.com/office/drawing/2016/5/13/chartex" xmlns:cx8="http://schemas.microsoft.com/office/drawing/2016/5/14/chartex" xmlns:mc="http://schemas.openxmlformats.org/markup-compatibility/2006" xmlns:aink="http://schemas.microsoft.com/office/drawing/2016/ink" xmlns:am3d="http://schemas.microsoft.com/office/drawing/2017/model3d" xmlns:o="urn:schemas-microsoft-com:office:office" xmlns:oel="http://schemas.microsoft.com/office/2019/extlst" xmlns:r="http://schemas.openxmlformats.org/officeDocument/2006/relationships" xmlns:m="http://schemas.openxmlformats.org/officeDocument/2006/math" xmlns:v="urn:schemas-microsoft-com:vml" xmlns:wp14="http://schemas.microsoft.com/office/word/2010/wordprocessingDrawing" xmlns:wp="http://schemas.openxmlformats.org/drawingml/2006/wordprocessingDrawing" xmlns:w10="urn:schemas-microsoft-com:office:word" xmlns:w="http://schemas.openxmlformats.org/wordprocessingml/2006/main" xmlns:w14="http://schemas.microsoft.com/office/word/2010/wordml" xmlns:w15="http://schemas.microsoft.com/office/word/2012/wordml" xmlns:w16cei="http://schemas.microsoft.com/office/word/2026/wordml/cei" xmlns:w16cex="http://schemas.microsoft.com/office/word/2018/wordml/cex" xmlns:w16cid="http://schemas.microsoft.com/office/word/2016/wordml/cid" xmlns:w16="http://schemas.microsoft.com/office/word/2018/wordml" xmlns:w16du="http://schemas.microsoft.com/office/word/2023/wordml/word16du" xmlns:w16sdtdh="http://schemas.microsoft.com/office/word/2020/wordml/sdtdatahash" xmlns:w16sdtfl="http://schemas.microsoft.com/office/word/2024/wordml/sdtformatlock" xmlns:w16se="http://schemas.microsoft.com/office/word/2015/wordml/symex" xmlns:wpg="http://schemas.microsoft.com/office/word/2010/wordprocessingGroup" xmlns:wpi="http://schemas.microsoft.com/office/word/2010/wordprocessingInk" xmlns:wne="http://schemas.microsoft.com/office/word/2006/wordml" xmlns:wps="http://schemas.microsoft.com/office/word/2010/wordprocessingShape" mc:Ignorable="w14 w15 w16se w16cid w16 w16cex w16sdtdh w16sdtfl w16du wp14">
+<w:ftr xmlns:wpc="http://schemas.microsoft.com/office/word/2010/wordprocessingCanvas" xmlns:cx="http://schemas.microsoft.com/office/drawing/2014/chartex" xmlns:cx1="http://schemas.microsoft.com/office/drawing/2015/9/8/chartex" xmlns:cx2="http://schemas.microsoft.com/office/drawing/2015/10/21/chartex" xmlns:cx3="http://schemas.microsoft.com/office/drawing/2016/5/9/chartex" xmlns:cx4="http://schemas.microsoft.com/office/drawing/2016/5/10/chartex" xmlns:cx5="http://schemas.microsoft.com/office/drawing/2016/5/11/chartex" xmlns:cx6="http://schemas.microsoft.com/office/drawing/2016/5/12/chartex" xmlns:cx7="http://schemas.microsoft.com/office/drawing/2016/5/13/chartex" xmlns:cx8="http://schemas.microsoft.com/office/drawing/2016/5/14/chartex" xmlns:mc="http://schemas.openxmlformats.org/markup-compatibility/2006" xmlns:aink="http://schemas.microsoft.com/office/drawing/2016/ink" xmlns:am3d="http://schemas.microsoft.com/office/drawing/2017/model3d" xmlns:o="urn:schemas-microsoft-com:office:office" xmlns:oel="http://schemas.microsoft.com/office/2019/extlst" xmlns:r="http://schemas.openxmlformats.org/officeDocument/2006/relationships" xmlns:m="http://schemas.openxmlformats.org/officeDocument/2006/math" xmlns:v="urn:schemas-microsoft-com:vml" xmlns:wp14="http://schemas.microsoft.com/office/word/2010/wordprocessingDrawing" xmlns:wp="http://schemas.openxmlformats.org/drawingml/2006/wordprocessingDrawing" xmlns:w10="urn:schemas-microsoft-com:office:word" xmlns:w="http://schemas.openxmlformats.org/wordprocessingml/2006/main" xmlns:w14="http://schemas.microsoft.com/office/word/2010/wordml" xmlns:w15="http://schemas.microsoft.com/office/word/2012/wordml" xmlns:w16cex="http://schemas.microsoft.com/office/word/2018/wordml/cex" xmlns:w16cid="http://schemas.microsoft.com/office/word/2016/wordml/cid" xmlns:w16="http://schemas.microsoft.com/office/word/2018/wordml" xmlns:w16du="http://schemas.microsoft.com/office/word/2023/wordml/word16du" xmlns:w16sdtdh="http://schemas.microsoft.com/office/word/2020/wordml/sdtdatahash" xmlns:w16sdtfl="http://schemas.microsoft.com/office/word/2024/wordml/sdtformatlock" xmlns:w16se="http://schemas.microsoft.com/office/word/2015/wordml/symex" xmlns:wpg="http://schemas.microsoft.com/office/word/2010/wordprocessingGroup" xmlns:wpi="http://schemas.microsoft.com/office/word/2010/wordprocessingInk" xmlns:wne="http://schemas.microsoft.com/office/word/2006/wordml" xmlns:wps="http://schemas.microsoft.com/office/word/2010/wordprocessingShape" mc:Ignorable="w14 w15 w16se w16cid w16 w16cex w16sdtdh w16sdtfl w16du wp14">
   <w:sdt>
     <w:sdtPr>
       <w:id w:val="-825274891"/>
@@ -1846,7 +2025,7 @@
 </file>
 
 <file path=word/footnotes.xml><?xml version="1.0" encoding="utf-8"?>
-<w:footnotes xmlns:wpc="http://schemas.microsoft.com/office/word/2010/wordprocessingCanvas" xmlns:cx="http://schemas.microsoft.com/office/drawing/2014/chartex" xmlns:cx1="http://schemas.microsoft.com/office/drawing/2015/9/8/chartex" xmlns:cx2="http://schemas.microsoft.com/office/drawing/2015/10/21/chartex" xmlns:cx3="http://schemas.microsoft.com/office/drawing/2016/5/9/chartex" xmlns:cx4="http://schemas.microsoft.com/office/drawing/2016/5/10/chartex" xmlns:cx5="http://schemas.microsoft.com/office/drawing/2016/5/11/chartex" xmlns:cx6="http://schemas.microsoft.com/office/drawing/2016/5/12/chartex" xmlns:cx7="http://schemas.microsoft.com/office/drawing/2016/5/13/chartex" xmlns:cx8="http://schemas.microsoft.com/office/drawing/2016/5/14/chartex" xmlns:mc="http://schemas.openxmlformats.org/markup-compatibility/2006" xmlns:aink="http://schemas.microsoft.com/office/drawing/2016/ink" xmlns:am3d="http://schemas.microsoft.com/office/drawing/2017/model3d" xmlns:o="urn:schemas-microsoft-com:office:office" xmlns:oel="http://schemas.microsoft.com/office/2019/extlst" xmlns:r="http://schemas.openxmlformats.org/officeDocument/2006/relationships" xmlns:m="http://schemas.openxmlformats.org/officeDocument/2006/math" xmlns:v="urn:schemas-microsoft-com:vml" xmlns:wp14="http://schemas.microsoft.com/office/word/2010/wordprocessingDrawing" xmlns:wp="http://schemas.openxmlformats.org/drawingml/2006/wordprocessingDrawing" xmlns:w10="urn:schemas-microsoft-com:office:word" xmlns:w="http://schemas.openxmlformats.org/wordprocessingml/2006/main" xmlns:w14="http://schemas.microsoft.com/office/word/2010/wordml" xmlns:w15="http://schemas.microsoft.com/office/word/2012/wordml" xmlns:w16cei="http://schemas.microsoft.com/office/word/2026/wordml/cei" xmlns:w16cex="http://schemas.microsoft.com/office/word/2018/wordml/cex" xmlns:w16cid="http://schemas.microsoft.com/office/word/2016/wordml/cid" xmlns:w16="http://schemas.microsoft.com/office/word/2018/wordml" xmlns:w16du="http://schemas.microsoft.com/office/word/2023/wordml/word16du" xmlns:w16sdtdh="http://schemas.microsoft.com/office/word/2020/wordml/sdtdatahash" xmlns:w16sdtfl="http://schemas.microsoft.com/office/word/2024/wordml/sdtformatlock" xmlns:w16se="http://schemas.microsoft.com/office/word/2015/wordml/symex" xmlns:wpg="http://schemas.microsoft.com/office/word/2010/wordprocessingGroup" xmlns:wpi="http://schemas.microsoft.com/office/word/2010/wordprocessingInk" xmlns:wne="http://schemas.microsoft.com/office/word/2006/wordml" xmlns:wps="http://schemas.microsoft.com/office/word/2010/wordprocessingShape" mc:Ignorable="w14 w15 w16se w16cid w16 w16cex w16sdtdh w16sdtfl w16du wp14">
+<w:footnotes xmlns:wpc="http://schemas.microsoft.com/office/word/2010/wordprocessingCanvas" xmlns:cx="http://schemas.microsoft.com/office/drawing/2014/chartex" xmlns:cx1="http://schemas.microsoft.com/office/drawing/2015/9/8/chartex" xmlns:cx2="http://schemas.microsoft.com/office/drawing/2015/10/21/chartex" xmlns:cx3="http://schemas.microsoft.com/office/drawing/2016/5/9/chartex" xmlns:cx4="http://schemas.microsoft.com/office/drawing/2016/5/10/chartex" xmlns:cx5="http://schemas.microsoft.com/office/drawing/2016/5/11/chartex" xmlns:cx6="http://schemas.microsoft.com/office/drawing/2016/5/12/chartex" xmlns:cx7="http://schemas.microsoft.com/office/drawing/2016/5/13/chartex" xmlns:cx8="http://schemas.microsoft.com/office/drawing/2016/5/14/chartex" xmlns:mc="http://schemas.openxmlformats.org/markup-compatibility/2006" xmlns:aink="http://schemas.microsoft.com/office/drawing/2016/ink" xmlns:am3d="http://schemas.microsoft.com/office/drawing/2017/model3d" xmlns:o="urn:schemas-microsoft-com:office:office" xmlns:oel="http://schemas.microsoft.com/office/2019/extlst" xmlns:r="http://schemas.openxmlformats.org/officeDocument/2006/relationships" xmlns:m="http://schemas.openxmlformats.org/officeDocument/2006/math" xmlns:v="urn:schemas-microsoft-com:vml" xmlns:wp14="http://schemas.microsoft.com/office/word/2010/wordprocessingDrawing" xmlns:wp="http://schemas.openxmlformats.org/drawingml/2006/wordprocessingDrawing" xmlns:w10="urn:schemas-microsoft-com:office:word" xmlns:w="http://schemas.openxmlformats.org/wordprocessingml/2006/main" xmlns:w14="http://schemas.microsoft.com/office/word/2010/wordml" xmlns:w15="http://schemas.microsoft.com/office/word/2012/wordml" xmlns:w16cex="http://schemas.microsoft.com/office/word/2018/wordml/cex" xmlns:w16cid="http://schemas.microsoft.com/office/word/2016/wordml/cid" xmlns:w16="http://schemas.microsoft.com/office/word/2018/wordml" xmlns:w16du="http://schemas.microsoft.com/office/word/2023/wordml/word16du" xmlns:w16sdtdh="http://schemas.microsoft.com/office/word/2020/wordml/sdtdatahash" xmlns:w16sdtfl="http://schemas.microsoft.com/office/word/2024/wordml/sdtformatlock" xmlns:w16se="http://schemas.microsoft.com/office/word/2015/wordml/symex" xmlns:wpg="http://schemas.microsoft.com/office/word/2010/wordprocessingGroup" xmlns:wpi="http://schemas.microsoft.com/office/word/2010/wordprocessingInk" xmlns:wne="http://schemas.microsoft.com/office/word/2006/wordml" xmlns:wps="http://schemas.microsoft.com/office/word/2010/wordprocessingShape" mc:Ignorable="w14 w15 w16se w16cid w16 w16cex w16sdtdh w16sdtfl w16du wp14">
   <w:footnote w:type="separator" w:id="-1">
     <w:p>
       <w:pPr>
@@ -1871,7 +2050,7 @@
 </file>
 
 <file path=word/numbering.xml><?xml version="1.0" encoding="utf-8"?>
-<w:numbering xmlns:wpc="http://schemas.microsoft.com/office/word/2010/wordprocessingCanvas" xmlns:cx="http://schemas.microsoft.com/office/drawing/2014/chartex" xmlns:cx1="http://schemas.microsoft.com/office/drawing/2015/9/8/chartex" xmlns:cx2="http://schemas.microsoft.com/office/drawing/2015/10/21/chartex" xmlns:cx3="http://schemas.microsoft.com/office/drawing/2016/5/9/chartex" xmlns:cx4="http://schemas.microsoft.com/office/drawing/2016/5/10/chartex" xmlns:cx5="http://schemas.microsoft.com/office/drawing/2016/5/11/chartex" xmlns:cx6="http://schemas.microsoft.com/office/drawing/2016/5/12/chartex" xmlns:cx7="http://schemas.microsoft.com/office/drawing/2016/5/13/chartex" xmlns:cx8="http://schemas.microsoft.com/office/drawing/2016/5/14/chartex" xmlns:mc="http://schemas.openxmlformats.org/markup-compatibility/2006" xmlns:aink="http://schemas.microsoft.com/office/drawing/2016/ink" xmlns:am3d="http://schemas.microsoft.com/office/drawing/2017/model3d" xmlns:o="urn:schemas-microsoft-com:office:office" xmlns:oel="http://schemas.microsoft.com/office/2019/extlst" xmlns:r="http://schemas.openxmlformats.org/officeDocument/2006/relationships" xmlns:m="http://schemas.openxmlformats.org/officeDocument/2006/math" xmlns:v="urn:schemas-microsoft-com:vml" xmlns:wp14="http://schemas.microsoft.com/office/word/2010/wordprocessingDrawing" xmlns:wp="http://schemas.openxmlformats.org/drawingml/2006/wordprocessingDrawing" xmlns:w10="urn:schemas-microsoft-com:office:word" xmlns:w="http://schemas.openxmlformats.org/wordprocessingml/2006/main" xmlns:w14="http://schemas.microsoft.com/office/word/2010/wordml" xmlns:w15="http://schemas.microsoft.com/office/word/2012/wordml" xmlns:w16cei="http://schemas.microsoft.com/office/word/2026/wordml/cei" xmlns:w16cex="http://schemas.microsoft.com/office/word/2018/wordml/cex" xmlns:w16cid="http://schemas.microsoft.com/office/word/2016/wordml/cid" xmlns:w16="http://schemas.microsoft.com/office/word/2018/wordml" xmlns:w16du="http://schemas.microsoft.com/office/word/2023/wordml/word16du" xmlns:w16sdtdh="http://schemas.microsoft.com/office/word/2020/wordml/sdtdatahash" xmlns:w16sdtfl="http://schemas.microsoft.com/office/word/2024/wordml/sdtformatlock" xmlns:w16se="http://schemas.microsoft.com/office/word/2015/wordml/symex" xmlns:wpg="http://schemas.microsoft.com/office/word/2010/wordprocessingGroup" xmlns:wpi="http://schemas.microsoft.com/office/word/2010/wordprocessingInk" xmlns:wne="http://schemas.microsoft.com/office/word/2006/wordml" xmlns:wps="http://schemas.microsoft.com/office/word/2010/wordprocessingShape" mc:Ignorable="w14 w15 w16se w16cid w16 w16cex w16sdtdh w16sdtfl w16du wp14">
+<w:numbering xmlns:wpc="http://schemas.microsoft.com/office/word/2010/wordprocessingCanvas" xmlns:cx="http://schemas.microsoft.com/office/drawing/2014/chartex" xmlns:cx1="http://schemas.microsoft.com/office/drawing/2015/9/8/chartex" xmlns:cx2="http://schemas.microsoft.com/office/drawing/2015/10/21/chartex" xmlns:cx3="http://schemas.microsoft.com/office/drawing/2016/5/9/chartex" xmlns:cx4="http://schemas.microsoft.com/office/drawing/2016/5/10/chartex" xmlns:cx5="http://schemas.microsoft.com/office/drawing/2016/5/11/chartex" xmlns:cx6="http://schemas.microsoft.com/office/drawing/2016/5/12/chartex" xmlns:cx7="http://schemas.microsoft.com/office/drawing/2016/5/13/chartex" xmlns:cx8="http://schemas.microsoft.com/office/drawing/2016/5/14/chartex" xmlns:mc="http://schemas.openxmlformats.org/markup-compatibility/2006" xmlns:aink="http://schemas.microsoft.com/office/drawing/2016/ink" xmlns:am3d="http://schemas.microsoft.com/office/drawing/2017/model3d" xmlns:o="urn:schemas-microsoft-com:office:office" xmlns:oel="http://schemas.microsoft.com/office/2019/extlst" xmlns:r="http://schemas.openxmlformats.org/officeDocument/2006/relationships" xmlns:m="http://schemas.openxmlformats.org/officeDocument/2006/math" xmlns:v="urn:schemas-microsoft-com:vml" xmlns:wp14="http://schemas.microsoft.com/office/word/2010/wordprocessingDrawing" xmlns:wp="http://schemas.openxmlformats.org/drawingml/2006/wordprocessingDrawing" xmlns:w10="urn:schemas-microsoft-com:office:word" xmlns:w="http://schemas.openxmlformats.org/wordprocessingml/2006/main" xmlns:w14="http://schemas.microsoft.com/office/word/2010/wordml" xmlns:w15="http://schemas.microsoft.com/office/word/2012/wordml" xmlns:w16cex="http://schemas.microsoft.com/office/word/2018/wordml/cex" xmlns:w16cid="http://schemas.microsoft.com/office/word/2016/wordml/cid" xmlns:w16="http://schemas.microsoft.com/office/word/2018/wordml" xmlns:w16du="http://schemas.microsoft.com/office/word/2023/wordml/word16du" xmlns:w16sdtdh="http://schemas.microsoft.com/office/word/2020/wordml/sdtdatahash" xmlns:w16sdtfl="http://schemas.microsoft.com/office/word/2024/wordml/sdtformatlock" xmlns:w16se="http://schemas.microsoft.com/office/word/2015/wordml/symex" xmlns:wpg="http://schemas.microsoft.com/office/word/2010/wordprocessingGroup" xmlns:wpi="http://schemas.microsoft.com/office/word/2010/wordprocessingInk" xmlns:wne="http://schemas.microsoft.com/office/word/2006/wordml" xmlns:wps="http://schemas.microsoft.com/office/word/2010/wordprocessingShape" mc:Ignorable="w14 w15 w16se w16cid w16 w16cex w16sdtdh w16sdtfl w16du wp14">
   <w:abstractNum w:abstractNumId="0" w15:restartNumberingAfterBreak="0">
     <w:nsid w:val="40832783"/>
     <w:multiLevelType w:val="multilevel"/>
